--- a/de/wisdom-stories/hands-at-work-hope-in-god.docx
+++ b/de/wisdom-stories/hands-at-work-hope-in-god.docx
@@ -131,7 +131,7 @@
         <w:rPr>
           <w:lang/>
         </w:rPr>
-        <w:t>Schließlich hörte er eines Tages eine unsichtbare Stimme:</w:t>
+        <w:t>Schließlich hörte er eines Tages eine Stimme, ohne jemanden zu sehen:</w:t>
       </w:r>
     </w:p>
     <w:p>
